--- a/calles/Mis apuntes/calles que hay que quitar de la carpeta pdf del ordenador viejo.docx
+++ b/calles/Mis apuntes/calles que hay que quitar de la carpeta pdf del ordenador viejo.docx
@@ -10,6 +10,61 @@
         <w:rPr>
           <w:rtl w:val="0"/>
         </w:rPr>
+        <w:t xml:space="preserve">agustin rodenas</w:t>
+      </w:r>
+    </w:p>
+    <w:p>
+      <w:pPr>
+        <w:rPr/>
+      </w:pPr>
+      <w:r>
+        <w:rPr>
+          <w:rtl w:val="0"/>
+        </w:rPr>
+        <w:t xml:space="preserve">alcalde cancio uribe pasaje (mirar porque hay 2)</w:t>
+      </w:r>
+    </w:p>
+    <w:p>
+      <w:pPr>
+        <w:rPr/>
+      </w:pPr>
+      <w:r>
+        <w:rPr>
+          <w:rtl w:val="0"/>
+        </w:rPr>
+        <w:t xml:space="preserve">almeria, esta doble</w:t>
+      </w:r>
+    </w:p>
+    <w:p>
+      <w:pPr>
+        <w:rPr/>
+      </w:pPr>
+      <w:r>
+        <w:rPr>
+          <w:rtl w:val="0"/>
+        </w:rPr>
+        <w:t xml:space="preserve">antonio valles pedrix</w:t>
+      </w:r>
+    </w:p>
+    <w:p>
+      <w:pPr>
+        <w:rPr/>
+      </w:pPr>
+      <w:r>
+        <w:rPr>
+          <w:rtl w:val="0"/>
+        </w:rPr>
+        <w:t xml:space="preserve">belen eras de</w:t>
+      </w:r>
+    </w:p>
+    <w:p>
+      <w:pPr>
+        <w:rPr/>
+      </w:pPr>
+      <w:r>
+        <w:rPr>
+          <w:rtl w:val="0"/>
+        </w:rPr>
         <w:t xml:space="preserve">bobadilla alta primera travesia (está en blanco y negro)</w:t>
       </w:r>
     </w:p>
@@ -131,7 +186,29 @@
         <w:rPr>
           <w:rtl w:val="0"/>
         </w:rPr>
+        <w:t xml:space="preserve">ceron sin acento</w:t>
+      </w:r>
+    </w:p>
+    <w:p>
+      <w:pPr>
+        <w:rPr/>
+      </w:pPr>
+      <w:r>
+        <w:rPr>
+          <w:rtl w:val="0"/>
+        </w:rPr>
         <w:t xml:space="preserve">Cerro de las canteras</w:t>
+      </w:r>
+    </w:p>
+    <w:p>
+      <w:pPr>
+        <w:rPr/>
+      </w:pPr>
+      <w:r>
+        <w:rPr>
+          <w:rtl w:val="0"/>
+        </w:rPr>
+        <w:t xml:space="preserve">colon</w:t>
       </w:r>
     </w:p>
     <w:p>
